--- a/diabetes-ensemble/milestones/final-paper.docx
+++ b/diabetes-ensemble/milestones/final-paper.docx
@@ -58,7 +58,6 @@
         <w:rPr>
           <w:b/>
         </w:rPr>
-        <w:lastRenderedPageBreak/>
         <w:t>Abstract</w:t>
       </w:r>
     </w:p>
@@ -259,7 +258,6 @@
         </w:numPr>
       </w:pPr>
       <w:r>
-        <w:lastRenderedPageBreak/>
         <w:t xml:space="preserve">0: </w:t>
       </w:r>
       <w:r>
@@ -477,9 +475,11 @@
             <w:hideMark/>
           </w:tcPr>
           <w:p>
+            <w:proofErr w:type="spellStart"/>
             <w:r>
               <w:t>BloodPressure</w:t>
             </w:r>
+            <w:proofErr w:type="spellEnd"/>
           </w:p>
         </w:tc>
         <w:tc>
@@ -518,9 +518,11 @@
             <w:hideMark/>
           </w:tcPr>
           <w:p>
+            <w:proofErr w:type="spellStart"/>
             <w:r>
               <w:t>SkinThickness</w:t>
             </w:r>
+            <w:proofErr w:type="spellEnd"/>
           </w:p>
         </w:tc>
         <w:tc>
@@ -641,9 +643,11 @@
             <w:hideMark/>
           </w:tcPr>
           <w:p>
+            <w:proofErr w:type="spellStart"/>
             <w:r>
               <w:t>DiabetesPedigreeFunction</w:t>
             </w:r>
+            <w:proofErr w:type="spellEnd"/>
           </w:p>
         </w:tc>
         <w:tc>
@@ -723,9 +727,11 @@
             <w:hideMark/>
           </w:tcPr>
           <w:p>
+            <w:proofErr w:type="spellStart"/>
             <w:r>
               <w:t>Glucose_Age</w:t>
             </w:r>
+            <w:proofErr w:type="spellEnd"/>
           </w:p>
         </w:tc>
         <w:tc>
@@ -764,7 +770,6 @@
         <w:rPr>
           <w:noProof/>
         </w:rPr>
-        <w:lastRenderedPageBreak/>
         <w:drawing>
           <wp:inline distT="0" distB="0" distL="0" distR="0" wp14:anchorId="339BD335" wp14:editId="7C026A12">
             <wp:extent cx="8877300" cy="8086725"/>
@@ -890,8 +895,21 @@
         </w:numPr>
       </w:pPr>
       <w:r>
-        <w:t>Glucose, Insulin, BMI, BloodPressure, SkinThickness</w:t>
+        <w:t xml:space="preserve">Glucose, Insulin, BMI, </w:t>
       </w:r>
+      <w:proofErr w:type="spellStart"/>
+      <w:r>
+        <w:t>BloodPressure</w:t>
+      </w:r>
+      <w:proofErr w:type="spellEnd"/>
+      <w:r>
+        <w:t xml:space="preserve">, </w:t>
+      </w:r>
+      <w:proofErr w:type="spellStart"/>
+      <w:r>
+        <w:t>SkinThickness</w:t>
+      </w:r>
+      <w:proofErr w:type="spellEnd"/>
       <w:r>
         <w:br/>
         <w:t xml:space="preserve">→ with </w:t>
@@ -942,7 +960,6 @@
           <w:b/>
           <w:bCs/>
         </w:rPr>
-        <w:lastRenderedPageBreak/>
         <w:t>Glucose × Age interaction feature</w:t>
       </w:r>
       <w:r>
@@ -975,6 +992,7 @@
       <w:r>
         <w:t xml:space="preserve">Applied </w:t>
       </w:r>
+      <w:proofErr w:type="spellStart"/>
       <w:r>
         <w:rPr>
           <w:b/>
@@ -982,6 +1000,7 @@
         </w:rPr>
         <w:t>RobustScaler</w:t>
       </w:r>
+      <w:proofErr w:type="spellEnd"/>
       <w:r>
         <w:br/>
         <w:t>→ handles skewed distributions and outliers</w:t>
@@ -1055,7 +1074,6 @@
         <w:rPr>
           <w:noProof/>
         </w:rPr>
-        <w:lastRenderedPageBreak/>
         <w:drawing>
           <wp:inline distT="0" distB="0" distL="0" distR="0" wp14:anchorId="2A1607AF" wp14:editId="2A31974C">
             <wp:extent cx="6619875" cy="5210175"/>
@@ -1200,7 +1218,6 @@
           <w:b/>
           <w:bCs/>
         </w:rPr>
-        <w:lastRenderedPageBreak/>
         <w:t>Bagging Ensemble</w:t>
       </w:r>
     </w:p>
@@ -1283,7 +1300,23 @@
     </w:p>
     <w:p>
       <w:r>
-        <w:t xml:space="preserve">The model adopts a probability threshold of 0.35 rather than the standard 0.50, reflecting the clinical assumption that missing a diabetic patient (false negative) carries a higher cost than an unnecessary follow-up referral (false positive). All five biological features — Glucose, BMI, BloodPressure, SkinThickness, and Insulin — treat recorded zero values as physiologically implausible missing data, imputed using </w:t>
+        <w:t xml:space="preserve">The model adopts a probability threshold of 0.35 rather than the standard 0.50, reflecting the clinical assumption that missing a diabetic patient (false negative) carries a higher cost than an unnecessary follow-up referral (false positive). All five biological features — Glucose, BMI, </w:t>
+      </w:r>
+      <w:proofErr w:type="spellStart"/>
+      <w:r>
+        <w:t>BloodPressure</w:t>
+      </w:r>
+      <w:proofErr w:type="spellEnd"/>
+      <w:r>
+        <w:t xml:space="preserve">, </w:t>
+      </w:r>
+      <w:proofErr w:type="spellStart"/>
+      <w:r>
+        <w:t>SkinThickness</w:t>
+      </w:r>
+      <w:proofErr w:type="spellEnd"/>
+      <w:r>
+        <w:t xml:space="preserve">, and Insulin — treat recorded zero values as physiologically implausible missing data, imputed using </w:t>
       </w:r>
       <w:r>
         <w:rPr>
@@ -1330,8 +1363,23 @@
     </w:p>
     <w:p>
       <w:r>
-        <w:lastRenderedPageBreak/>
-        <w:t>Exhaustive nested hyperparameter tuning across six base learners within the stacking ensemble was computationally prohibitive on CPU-only hardware, requiring a two-stage approach — HalvingGridSearchCV per base learner followed by frozen estimator stacking — to reduce training time to a feasible range without sacrificing architectural correctness. Ensuring a fully leakage-free preprocessing pipeline required iterative correction across multiple versions, particularly for zero imputation (train medians applied separately to train and test) and the Glucose_Age interaction feature (reordered to compute only after imputation). Calibration of the logistic regression model required method-specific handling — isotonic regression collapsed predicted probabilities below the 0.35 threshold on this sample size, necessitating Platt scaling (sigmoid) as a more stable alternative for parametric models at small N.</w:t>
+        <w:t xml:space="preserve">Exhaustive nested hyperparameter tuning across six base learners within the stacking ensemble was computationally prohibitive on CPU-only hardware, requiring a two-stage approach — </w:t>
+      </w:r>
+      <w:proofErr w:type="spellStart"/>
+      <w:r>
+        <w:t>HalvingGridSearchCV</w:t>
+      </w:r>
+      <w:proofErr w:type="spellEnd"/>
+      <w:r>
+        <w:t xml:space="preserve"> per base learner followed by frozen estimator stacking — to reduce training time to a feasible range without sacrificing architectural correctness. Ensuring a fully leakage-free preprocessing pipeline required iterative correction across multiple versions, particularly for zero imputation (train medians applied separately to train and test) and the </w:t>
+      </w:r>
+      <w:proofErr w:type="spellStart"/>
+      <w:r>
+        <w:t>Glucose_Age</w:t>
+      </w:r>
+      <w:proofErr w:type="spellEnd"/>
+      <w:r>
+        <w:t xml:space="preserve"> interaction feature (reordered to compute only after imputation). Calibration of the logistic regression model required method-specific handling — isotonic regression collapsed predicted probabilities below the 0.35 threshold on this sample size, necessitating Platt scaling (sigmoid) as a more stable alternative for parametric models at small N.</w:t>
       </w:r>
     </w:p>
     <w:p>
@@ -1403,166 +1451,250 @@
     </w:p>
     <w:p>
       <w:r>
-        <w:t>The recommended bagging model should be exported and deployed through a Streamlit-based application. Ongoing monitoring should track recall, false negatives, and data drift. Periodic retraining should be performed as new patient data becomes available.</w:t>
+        <w:t xml:space="preserve">The recommended bagging model should be exported and deployed through a </w:t>
+      </w:r>
+      <w:proofErr w:type="spellStart"/>
+      <w:r>
+        <w:t>Streamlit</w:t>
+      </w:r>
+      <w:proofErr w:type="spellEnd"/>
+      <w:r>
+        <w:t>-based application. Ongoing monitoring should track recall, false negatives, and data drift. Periodic retraining should be performed as new patient data becomes available.</w:t>
       </w:r>
     </w:p>
     <w:p>
-      <w:pPr>
-        <w:rPr>
-          <w:b/>
-          <w:bCs/>
-        </w:rPr>
-      </w:pPr>
       <w:r>
         <w:rPr>
           <w:b/>
           <w:bCs/>
         </w:rPr>
-        <w:t>10 Questions Audience Would Ask</w:t>
+        <w:t>Questions and Answers</w:t>
       </w:r>
+    </w:p>
+    <w:p>
+      <w:pPr>
+        <w:numPr>
+          <w:ilvl w:val="0"/>
+          <w:numId w:val="20"/>
+        </w:numPr>
+      </w:pPr>
       <w:r>
         <w:rPr>
           <w:b/>
           <w:bCs/>
         </w:rPr>
-        <w:t>:</w:t>
+        <w:t>Why did you choose a threshold of 0.35 instead of the default 0.5?</w:t>
+      </w:r>
+      <w:r>
+        <w:br/>
+        <w:t>The threshold of 0.35 was selected to prioritize recall, reducing the number of false negatives and ensuring fewer diabetes cases are missed, which is critical in a healthcare setting.</w:t>
       </w:r>
     </w:p>
     <w:p>
       <w:pPr>
-        <w:pStyle w:val="ListParagraph"/>
         <w:numPr>
           <w:ilvl w:val="0"/>
-          <w:numId w:val="19"/>
+          <w:numId w:val="20"/>
         </w:numPr>
-      </w:pPr>
-      <w:r>
-        <w:t>What is the rationale for a .35 probability threshold?</w:t>
-      </w:r>
-    </w:p>
-    <w:p>
-      <w:pPr>
-        <w:pStyle w:val="ListParagraph"/>
-        <w:numPr>
-          <w:ilvl w:val="0"/>
-          <w:numId w:val="19"/>
-        </w:numPr>
-      </w:pPr>
-      <w:r>
-        <w:t>Was there any data leakage?</w:t>
-      </w:r>
-    </w:p>
-    <w:p>
-      <w:pPr>
-        <w:pStyle w:val="ListParagraph"/>
-        <w:numPr>
-          <w:ilvl w:val="0"/>
-          <w:numId w:val="19"/>
-        </w:numPr>
-      </w:pPr>
-      <w:r>
-        <w:t>Why did you choose AUPRC instead of AUC?</w:t>
-      </w:r>
-    </w:p>
-    <w:p>
-      <w:pPr>
-        <w:pStyle w:val="ListParagraph"/>
-        <w:numPr>
-          <w:ilvl w:val="0"/>
-          <w:numId w:val="19"/>
-        </w:numPr>
-      </w:pPr>
-      <w:r>
-        <w:t>Why did you not choose Hard Voting as ensemble?</w:t>
-      </w:r>
-    </w:p>
-    <w:p>
-      <w:pPr>
-        <w:pStyle w:val="ListParagraph"/>
-        <w:numPr>
-          <w:ilvl w:val="0"/>
-          <w:numId w:val="19"/>
-        </w:numPr>
-      </w:pPr>
-      <w:r>
-        <w:t>Can the</w:t>
-      </w:r>
-      <w:r>
-        <w:t xml:space="preserve"> same model be used to detect diabetes on a different diabetic data(non Pima)?</w:t>
-      </w:r>
-    </w:p>
-    <w:p>
-      <w:pPr>
-        <w:pStyle w:val="ListParagraph"/>
-        <w:numPr>
-          <w:ilvl w:val="0"/>
-          <w:numId w:val="19"/>
-        </w:numPr>
-      </w:pPr>
-      <w:r>
-        <w:t xml:space="preserve">What </w:t>
-      </w:r>
-      <w:r>
-        <w:t>was the clinical scoring model ratio?</w:t>
-      </w:r>
-    </w:p>
-    <w:p>
-      <w:pPr>
-        <w:pStyle w:val="ListParagraph"/>
-        <w:numPr>
-          <w:ilvl w:val="0"/>
-          <w:numId w:val="19"/>
-        </w:numPr>
-      </w:pPr>
-      <w:r>
-        <w:t>Why Calibration matters?</w:t>
-      </w:r>
-    </w:p>
-    <w:p>
-      <w:pPr>
-        <w:pStyle w:val="ListParagraph"/>
-        <w:numPr>
-          <w:ilvl w:val="0"/>
-          <w:numId w:val="19"/>
-        </w:numPr>
-      </w:pPr>
-      <w:r>
-        <w:t>What is the consequence or the cost for failure to detect diabetes?</w:t>
-      </w:r>
-    </w:p>
-    <w:p>
-      <w:pPr>
-        <w:pStyle w:val="ListParagraph"/>
-        <w:numPr>
-          <w:ilvl w:val="0"/>
-          <w:numId w:val="19"/>
-        </w:numPr>
-      </w:pPr>
-      <w:r>
-        <w:t>What would you improve if you had more time?</w:t>
-      </w:r>
-    </w:p>
-    <w:p/>
-    <w:p/>
-    <w:p>
-      <w:pPr>
-        <w:rPr>
-          <w:b/>
-          <w:bCs/>
-        </w:rPr>
       </w:pPr>
       <w:r>
         <w:rPr>
           <w:b/>
           <w:bCs/>
         </w:rPr>
-        <w:lastRenderedPageBreak/>
+        <w:t>How did you ensure there was no data leakage in your pipeline?</w:t>
+      </w:r>
+      <w:r>
+        <w:br/>
+        <w:t>Data leakage was prevented by using pipelines for preprocessing, applying cross-validation only on the training data, and reserving the test set exclusively for final evaluation.</w:t>
+      </w:r>
+    </w:p>
+    <w:p>
+      <w:pPr>
+        <w:numPr>
+          <w:ilvl w:val="0"/>
+          <w:numId w:val="20"/>
+        </w:numPr>
+      </w:pPr>
+      <w:r>
+        <w:rPr>
+          <w:b/>
+          <w:bCs/>
+        </w:rPr>
+        <w:t>Why did you use average precision (AUPRC) as your primary tuning metric?</w:t>
+      </w:r>
+      <w:r>
+        <w:br/>
+        <w:t>AUPRC was used because the dataset is imbalanced, and this metric better reflects performance on the positive class compared to accuracy or ROC AUC.</w:t>
+      </w:r>
+    </w:p>
+    <w:p>
+      <w:pPr>
+        <w:numPr>
+          <w:ilvl w:val="0"/>
+          <w:numId w:val="20"/>
+        </w:numPr>
+      </w:pPr>
+      <w:r>
+        <w:rPr>
+          <w:b/>
+          <w:bCs/>
+        </w:rPr>
+        <w:t>Why do your cross-validation results closely match your test results?</w:t>
+      </w:r>
+      <w:r>
+        <w:br/>
+        <w:t>The similarity indicates that the models generalize well and are not overfitting to the training data.</w:t>
+      </w:r>
+    </w:p>
+    <w:p>
+      <w:pPr>
+        <w:numPr>
+          <w:ilvl w:val="0"/>
+          <w:numId w:val="20"/>
+        </w:numPr>
+      </w:pPr>
+      <w:r>
+        <w:rPr>
+          <w:b/>
+          <w:bCs/>
+        </w:rPr>
+        <w:t>Why did the bagging ensemble achieve the highest recall?</w:t>
+      </w:r>
+      <w:r>
+        <w:br/>
+        <w:t>Bagging reduces variance by averaging multiple models, leading to more stable predictions and improved detection of positive cases.</w:t>
+      </w:r>
+    </w:p>
+    <w:p>
+      <w:pPr>
+        <w:numPr>
+          <w:ilvl w:val="0"/>
+          <w:numId w:val="20"/>
+        </w:numPr>
+      </w:pPr>
+      <w:r>
+        <w:rPr>
+          <w:b/>
+          <w:bCs/>
+        </w:rPr>
+        <w:t>Why did you choose soft voting instead of hard voting?</w:t>
+      </w:r>
+      <w:r>
+        <w:br/>
+        <w:t>Soft voting was chosen because it averages predicted probabilities, providing more informative and nuanced predictions than majority voting.</w:t>
+      </w:r>
+    </w:p>
+    <w:p>
+      <w:pPr>
+        <w:numPr>
+          <w:ilvl w:val="0"/>
+          <w:numId w:val="20"/>
+        </w:numPr>
+      </w:pPr>
+      <w:r>
+        <w:rPr>
+          <w:b/>
+          <w:bCs/>
+        </w:rPr>
+        <w:t>Why didn’t stacking outperform the other ensemble methods?</w:t>
+      </w:r>
+      <w:r>
+        <w:br/>
+        <w:t>Stacking may require more data and more careful tuning of the meta-model; in this case, those factors likely limited its performance.</w:t>
+      </w:r>
+    </w:p>
+    <w:p>
+      <w:pPr>
+        <w:numPr>
+          <w:ilvl w:val="0"/>
+          <w:numId w:val="20"/>
+        </w:numPr>
+      </w:pPr>
+      <w:r>
+        <w:rPr>
+          <w:b/>
+          <w:bCs/>
+        </w:rPr>
+        <w:t>How did you handle feature scaling across different models?</w:t>
+      </w:r>
+      <w:r>
+        <w:br/>
+        <w:t xml:space="preserve">Feature scaling was handled through pipelines using </w:t>
+      </w:r>
+      <w:proofErr w:type="spellStart"/>
+      <w:r>
+        <w:t>StandardScaler</w:t>
+      </w:r>
+      <w:proofErr w:type="spellEnd"/>
+      <w:r>
+        <w:t>, ensuring that scaling was applied consistently and without leakage.</w:t>
+      </w:r>
+    </w:p>
+    <w:p>
+      <w:pPr>
+        <w:numPr>
+          <w:ilvl w:val="0"/>
+          <w:numId w:val="20"/>
+        </w:numPr>
+      </w:pPr>
+      <w:r>
+        <w:rPr>
+          <w:b/>
+          <w:bCs/>
+        </w:rPr>
+        <w:t>Which model would you deploy in practice and why?</w:t>
+      </w:r>
+      <w:r>
+        <w:br/>
+        <w:t>The bagging ensemble would be deployed because it achieved the highest recall and F1 score, making it most suitable for minimizing missed diabetes cases.</w:t>
+      </w:r>
+    </w:p>
+    <w:p>
+      <w:pPr>
+        <w:numPr>
+          <w:ilvl w:val="0"/>
+          <w:numId w:val="20"/>
+        </w:numPr>
+      </w:pPr>
+      <w:r>
+        <w:rPr>
+          <w:b/>
+          <w:bCs/>
+        </w:rPr>
+        <w:t>What improvements would you make to this model with more time or data?</w:t>
+      </w:r>
+      <w:r>
+        <w:br/>
+        <w:t>Improvements would include optimizing classification thresholds, calibrating probabilities, enhancing feature engineering, expanding hyperparameter tuning, and incorporating more data.</w:t>
+      </w:r>
+    </w:p>
+    <w:p>
+      <w:pPr>
+        <w:rPr>
+          <w:b/>
+          <w:bCs/>
+        </w:rPr>
+      </w:pPr>
+      <w:r>
+        <w:rPr>
+          <w:b/>
+          <w:bCs/>
+        </w:rPr>
         <w:t>Recommendations:</w:t>
       </w:r>
     </w:p>
     <w:p>
       <w:r>
-        <w:t xml:space="preserve">The stacking ensemble in this study used HalvingGridSearchCV with frozen base learners as a computational compromise; a natural next step is to implement fully nested cross-validation where each base learner's hyperparameter search runs inside the outer stacking CV folds, ideally on GPU-accelerated hardware, to determine whether the architectural advantage of stacking over soft voting is real or an artifact of the constrained tuning budget. </w:t>
+        <w:t xml:space="preserve">The stacking ensemble in this study used </w:t>
+      </w:r>
+      <w:proofErr w:type="spellStart"/>
+      <w:r>
+        <w:t>HalvingGridSearchCV</w:t>
+      </w:r>
+      <w:proofErr w:type="spellEnd"/>
+      <w:r>
+        <w:t xml:space="preserve"> with frozen base learners as a computational compromise; a natural next step is to implement fully nested cross-validation where each base learner's hyperparameter search runs inside the outer stacking CV folds, ideally on GPU-accelerated hardware, to determine whether the architectural advantage of stacking over soft voting is real or an artifact of the constrained tuning budget. </w:t>
       </w:r>
     </w:p>
     <w:p>
@@ -1572,9 +1704,26 @@
     </w:p>
     <w:p>
       <w:r>
-        <w:t>To directly test the generalizability hypothesis, a second dataset with comparable clinical features — Glucose, BMI, BloodPressure, SkinThickness, Insulin, Age, and Pregnancies — drawn from a non-Pima population should be sourced, the model trained on the Pima set applied directly to it without retraining, and the resulting performance degradation quantified; a substantial drop in AUPRC or Recall on the external dataset would constitute empirical evidence that the model has learned a population-specific decision boundary rather than a generalizable clinical signal.</w:t>
+        <w:t xml:space="preserve">To directly test the generalizability hypothesis, a second dataset with comparable clinical features — Glucose, BMI, </w:t>
+      </w:r>
+      <w:proofErr w:type="spellStart"/>
+      <w:r>
+        <w:t>BloodPressure</w:t>
+      </w:r>
+      <w:proofErr w:type="spellEnd"/>
+      <w:r>
+        <w:t xml:space="preserve">, </w:t>
+      </w:r>
+      <w:proofErr w:type="spellStart"/>
+      <w:r>
+        <w:t>SkinThickness</w:t>
+      </w:r>
+      <w:proofErr w:type="spellEnd"/>
+      <w:r>
+        <w:t>, Insulin, Age, and Pregnancies — drawn from a non-Pima population should be sourced, the model trained on the Pima set applied directly to it without retraining, and the resulting performance degradation quantified; a substantial drop in AUPRC or Recall on the external dataset would constitute empirical evidence that the model has learned a population-specific decision boundary rather than a generalizable clinical signal.</w:t>
       </w:r>
     </w:p>
+    <w:p/>
     <w:p>
       <w:r>
         <w:rPr>
@@ -1586,19 +1735,6 @@
     <w:p>
       <w:r>
         <w:t>Potential risks include false negatives, demographic bias, and overreliance on automated predictions. The model should be used as a clinical decision-support tool rather than a replacement for healthcare professionals.</w:t>
-      </w:r>
-    </w:p>
-    <w:p>
-      <w:r>
-        <w:rPr>
-          <w:b/>
-        </w:rPr>
-        <w:t>Conclusion</w:t>
-      </w:r>
-    </w:p>
-    <w:p>
-      <w:r>
-        <w:t>Bagging was identified as the preferred deployment model because it improved recall from approximately 70% to 80% while maintaining strong overall performance. The project demonstrates the value of ensemble machine learning methods in healthcare screening applications.</w:t>
       </w:r>
     </w:p>
     <w:p/>
@@ -1688,7 +1824,6 @@
           </w:tcPr>
           <w:p>
             <w:r>
-              <w:lastRenderedPageBreak/>
               <w:t>Logistic Regression</w:t>
             </w:r>
           </w:p>
@@ -1953,7 +2088,6 @@
         <w:rPr>
           <w:noProof/>
         </w:rPr>
-        <w:lastRenderedPageBreak/>
         <w:drawing>
           <wp:inline distT="0" distB="0" distL="0" distR="0" wp14:anchorId="77FA62C9" wp14:editId="5BACA703">
             <wp:extent cx="18945225" cy="3771900"/>
@@ -1993,6 +2127,20 @@
     </w:p>
     <w:p/>
     <w:p>
+      <w:r>
+        <w:rPr>
+          <w:b/>
+        </w:rPr>
+        <w:t>Conclusion</w:t>
+      </w:r>
+    </w:p>
+    <w:p>
+      <w:r>
+        <w:t>Bagging was identified as the preferred deployment model because it improved recall from approximately 70% to 80% while maintaining strong overall performance. The project demonstrates the value of ensemble machine learning methods in healthcare screening applications.</w:t>
+      </w:r>
+    </w:p>
+    <w:p/>
+    <w:p>
       <w:pPr>
         <w:rPr>
           <w:b/>
@@ -2792,7 +2940,7 @@
         <w:ind w:left="720" w:hanging="360"/>
       </w:pPr>
     </w:lvl>
-    <w:lvl w:ilvl="1" w:tplc="04090019" w:tentative="1">
+    <w:lvl w:ilvl="1" w:tplc="04090019">
       <w:start w:val="1"/>
       <w:numFmt w:val="lowerLetter"/>
       <w:lvlText w:val="%2."/>
@@ -3132,6 +3280,119 @@
     </w:lvl>
   </w:abstractNum>
   <w:abstractNum w:abstractNumId="16" w15:restartNumberingAfterBreak="0">
+    <w:nsid w:val="614739E1"/>
+    <w:multiLevelType w:val="multilevel"/>
+    <w:tmpl w:val="3CBAF9E0"/>
+    <w:lvl w:ilvl="0">
+      <w:start w:val="1"/>
+      <w:numFmt w:val="decimal"/>
+      <w:lvlText w:val="%1."/>
+      <w:lvlJc w:val="left"/>
+      <w:pPr>
+        <w:tabs>
+          <w:tab w:val="num" w:pos="720"/>
+        </w:tabs>
+        <w:ind w:left="720" w:hanging="360"/>
+      </w:pPr>
+    </w:lvl>
+    <w:lvl w:ilvl="1" w:tentative="1">
+      <w:start w:val="1"/>
+      <w:numFmt w:val="decimal"/>
+      <w:lvlText w:val="%2."/>
+      <w:lvlJc w:val="left"/>
+      <w:pPr>
+        <w:tabs>
+          <w:tab w:val="num" w:pos="1440"/>
+        </w:tabs>
+        <w:ind w:left="1440" w:hanging="360"/>
+      </w:pPr>
+    </w:lvl>
+    <w:lvl w:ilvl="2" w:tentative="1">
+      <w:start w:val="1"/>
+      <w:numFmt w:val="decimal"/>
+      <w:lvlText w:val="%3."/>
+      <w:lvlJc w:val="left"/>
+      <w:pPr>
+        <w:tabs>
+          <w:tab w:val="num" w:pos="2160"/>
+        </w:tabs>
+        <w:ind w:left="2160" w:hanging="360"/>
+      </w:pPr>
+    </w:lvl>
+    <w:lvl w:ilvl="3" w:tentative="1">
+      <w:start w:val="1"/>
+      <w:numFmt w:val="decimal"/>
+      <w:lvlText w:val="%4."/>
+      <w:lvlJc w:val="left"/>
+      <w:pPr>
+        <w:tabs>
+          <w:tab w:val="num" w:pos="2880"/>
+        </w:tabs>
+        <w:ind w:left="2880" w:hanging="360"/>
+      </w:pPr>
+    </w:lvl>
+    <w:lvl w:ilvl="4" w:tentative="1">
+      <w:start w:val="1"/>
+      <w:numFmt w:val="decimal"/>
+      <w:lvlText w:val="%5."/>
+      <w:lvlJc w:val="left"/>
+      <w:pPr>
+        <w:tabs>
+          <w:tab w:val="num" w:pos="3600"/>
+        </w:tabs>
+        <w:ind w:left="3600" w:hanging="360"/>
+      </w:pPr>
+    </w:lvl>
+    <w:lvl w:ilvl="5" w:tentative="1">
+      <w:start w:val="1"/>
+      <w:numFmt w:val="decimal"/>
+      <w:lvlText w:val="%6."/>
+      <w:lvlJc w:val="left"/>
+      <w:pPr>
+        <w:tabs>
+          <w:tab w:val="num" w:pos="4320"/>
+        </w:tabs>
+        <w:ind w:left="4320" w:hanging="360"/>
+      </w:pPr>
+    </w:lvl>
+    <w:lvl w:ilvl="6" w:tentative="1">
+      <w:start w:val="1"/>
+      <w:numFmt w:val="decimal"/>
+      <w:lvlText w:val="%7."/>
+      <w:lvlJc w:val="left"/>
+      <w:pPr>
+        <w:tabs>
+          <w:tab w:val="num" w:pos="5040"/>
+        </w:tabs>
+        <w:ind w:left="5040" w:hanging="360"/>
+      </w:pPr>
+    </w:lvl>
+    <w:lvl w:ilvl="7" w:tentative="1">
+      <w:start w:val="1"/>
+      <w:numFmt w:val="decimal"/>
+      <w:lvlText w:val="%8."/>
+      <w:lvlJc w:val="left"/>
+      <w:pPr>
+        <w:tabs>
+          <w:tab w:val="num" w:pos="5760"/>
+        </w:tabs>
+        <w:ind w:left="5760" w:hanging="360"/>
+      </w:pPr>
+    </w:lvl>
+    <w:lvl w:ilvl="8" w:tentative="1">
+      <w:start w:val="1"/>
+      <w:numFmt w:val="decimal"/>
+      <w:lvlText w:val="%9."/>
+      <w:lvlJc w:val="left"/>
+      <w:pPr>
+        <w:tabs>
+          <w:tab w:val="num" w:pos="6480"/>
+        </w:tabs>
+        <w:ind w:left="6480" w:hanging="360"/>
+      </w:pPr>
+    </w:lvl>
+  </w:abstractNum>
+  <w:abstractNum w:abstractNumId="17" w15:restartNumberingAfterBreak="0">
     <w:nsid w:val="63517636"/>
     <w:multiLevelType w:val="multilevel"/>
     <w:tmpl w:val="8C7C07AA"/>
@@ -3280,7 +3541,7 @@
       </w:rPr>
     </w:lvl>
   </w:abstractNum>
-  <w:abstractNum w:abstractNumId="17" w15:restartNumberingAfterBreak="0">
+  <w:abstractNum w:abstractNumId="18" w15:restartNumberingAfterBreak="0">
     <w:nsid w:val="663C636D"/>
     <w:multiLevelType w:val="multilevel"/>
     <w:tmpl w:val="10F84EE4"/>
@@ -3429,7 +3690,7 @@
       </w:rPr>
     </w:lvl>
   </w:abstractNum>
-  <w:abstractNum w:abstractNumId="18" w15:restartNumberingAfterBreak="0">
+  <w:abstractNum w:abstractNumId="19" w15:restartNumberingAfterBreak="0">
     <w:nsid w:val="6AB60729"/>
     <w:multiLevelType w:val="multilevel"/>
     <w:tmpl w:val="C8B42FA2"/>
@@ -3606,13 +3867,13 @@
     <w:abstractNumId w:val="0"/>
   </w:num>
   <w:num w:numId="10" w16cid:durableId="2069066624">
-    <w:abstractNumId w:val="17"/>
+    <w:abstractNumId w:val="18"/>
   </w:num>
   <w:num w:numId="11" w16cid:durableId="1453089036">
-    <w:abstractNumId w:val="18"/>
+    <w:abstractNumId w:val="19"/>
   </w:num>
   <w:num w:numId="12" w16cid:durableId="680938040">
-    <w:abstractNumId w:val="16"/>
+    <w:abstractNumId w:val="17"/>
   </w:num>
   <w:num w:numId="13" w16cid:durableId="1579052483">
     <w:abstractNumId w:val="10"/>
@@ -3634,6 +3895,9 @@
   </w:num>
   <w:num w:numId="19" w16cid:durableId="167719747">
     <w:abstractNumId w:val="13"/>
+  </w:num>
+  <w:num w:numId="20" w16cid:durableId="1418789230">
+    <w:abstractNumId w:val="16"/>
   </w:num>
 </w:numbering>
 </file>
@@ -4245,7 +4509,6 @@
   <w:style w:type="character" w:default="1" w:styleId="DefaultParagraphFont">
     <w:name w:val="Default Paragraph Font"/>
     <w:uiPriority w:val="1"/>
-    <w:semiHidden/>
     <w:unhideWhenUsed/>
   </w:style>
   <w:style w:type="table" w:default="1" w:styleId="TableNormal">
